--- a/frontend/src/templates/CS114_OBSERVATION_FORM.docx
+++ b/frontend/src/templates/CS114_OBSERVATION_FORM.docx
@@ -2118,7 +2118,6 @@
               <w:left w:val="nil"/>
               <w:right w:val="nil"/>
             </w:tcBorders>
-            <w:shd w:val="clear" w:color="auto" w:fill="auto"/>
             <w:noWrap/>
             <w:vAlign w:val="center"/>
           </w:tcPr>
@@ -2393,7 +2392,6 @@
               <w:bottom w:val="single" w:sz="4" w:space="0" w:color="auto"/>
               <w:right w:val="single" w:sz="4" w:space="0" w:color="auto"/>
             </w:tcBorders>
-            <w:shd w:val="clear" w:color="auto" w:fill="auto"/>
             <w:noWrap/>
             <w:vAlign w:val="bottom"/>
             <w:hideMark/>
@@ -2456,7 +2454,6 @@
               <w:bottom w:val="single" w:sz="4" w:space="0" w:color="auto"/>
               <w:right w:val="single" w:sz="4" w:space="0" w:color="auto"/>
             </w:tcBorders>
-            <w:shd w:val="clear" w:color="auto" w:fill="auto"/>
             <w:noWrap/>
             <w:vAlign w:val="bottom"/>
             <w:hideMark/>
@@ -2489,7 +2486,6 @@
               <w:bottom w:val="single" w:sz="4" w:space="0" w:color="auto"/>
               <w:right w:val="single" w:sz="4" w:space="0" w:color="auto"/>
             </w:tcBorders>
-            <w:shd w:val="clear" w:color="auto" w:fill="auto"/>
             <w:noWrap/>
             <w:vAlign w:val="bottom"/>
             <w:hideMark/>
@@ -2522,7 +2518,6 @@
               <w:bottom w:val="single" w:sz="4" w:space="0" w:color="auto"/>
               <w:right w:val="single" w:sz="4" w:space="0" w:color="auto"/>
             </w:tcBorders>
-            <w:shd w:val="clear" w:color="auto" w:fill="auto"/>
             <w:noWrap/>
             <w:vAlign w:val="bottom"/>
             <w:hideMark/>
@@ -2554,7 +2549,6 @@
               <w:bottom w:val="single" w:sz="4" w:space="0" w:color="auto"/>
               <w:right w:val="single" w:sz="4" w:space="0" w:color="auto"/>
             </w:tcBorders>
-            <w:shd w:val="clear" w:color="auto" w:fill="auto"/>
             <w:noWrap/>
             <w:vAlign w:val="bottom"/>
             <w:hideMark/>
@@ -2591,597 +2585,6 @@
               </w:rPr>
               <w:t>}</w:t>
             </w:r>
-          </w:p>
-        </w:tc>
-      </w:tr>
-    </w:tbl>
-    <w:p>
-      <w:pPr>
-        <w:spacing w:after="0" w:line="240" w:lineRule="auto"/>
-        <w:rPr>
-          <w:rFonts w:ascii="Times New Roman" w:eastAsia="Times New Roman" w:hAnsi="Times New Roman" w:cs="Times New Roman"/>
-          <w:b/>
-          <w:bCs/>
-          <w:color w:val="222222"/>
-          <w:kern w:val="0"/>
-          <w:shd w:val="clear" w:color="auto" w:fill="FFFFFF"/>
-          <w:lang w:eastAsia="en-IN"/>
-          <w14:ligatures w14:val="none"/>
-        </w:rPr>
-      </w:pPr>
-    </w:p>
-    <w:p>
-      <w:pPr>
-        <w:spacing w:after="0" w:line="240" w:lineRule="auto"/>
-        <w:rPr>
-          <w:rFonts w:ascii="Times New Roman" w:eastAsia="Times New Roman" w:hAnsi="Times New Roman" w:cs="Times New Roman"/>
-          <w:b/>
-          <w:bCs/>
-          <w:color w:val="222222"/>
-          <w:kern w:val="0"/>
-          <w:shd w:val="clear" w:color="auto" w:fill="FFFFFF"/>
-          <w:lang w:eastAsia="en-IN"/>
-          <w14:ligatures w14:val="none"/>
-        </w:rPr>
-      </w:pPr>
-    </w:p>
-    <w:p>
-      <w:pPr>
-        <w:spacing w:after="0" w:line="240" w:lineRule="auto"/>
-        <w:rPr>
-          <w:rFonts w:ascii="Times New Roman" w:eastAsia="Times New Roman" w:hAnsi="Times New Roman" w:cs="Times New Roman"/>
-          <w:b/>
-          <w:bCs/>
-          <w:color w:val="222222"/>
-          <w:kern w:val="0"/>
-          <w:shd w:val="clear" w:color="auto" w:fill="FFFFFF"/>
-          <w:lang w:eastAsia="en-IN"/>
-          <w14:ligatures w14:val="none"/>
-        </w:rPr>
-      </w:pPr>
-    </w:p>
-    <w:tbl>
-      <w:tblPr>
-        <w:tblW w:w="10910" w:type="dxa"/>
-        <w:tblInd w:w="-283" w:type="dxa"/>
-        <w:tblLayout w:type="fixed"/>
-        <w:tblLook w:val="04A0" w:firstRow="1" w:lastRow="0" w:firstColumn="1" w:lastColumn="0" w:noHBand="0" w:noVBand="1"/>
-      </w:tblPr>
-      <w:tblGrid>
-        <w:gridCol w:w="2121"/>
-        <w:gridCol w:w="8789"/>
-      </w:tblGrid>
-      <w:tr>
-        <w:trPr>
-          <w:trHeight w:val="58"/>
-        </w:trPr>
-        <w:tc>
-          <w:tcPr>
-            <w:tcW w:w="10910" w:type="dxa"/>
-            <w:gridSpan w:val="2"/>
-            <w:tcBorders>
-              <w:top w:val="single" w:sz="4" w:space="0" w:color="auto"/>
-              <w:left w:val="single" w:sz="4" w:space="0" w:color="auto"/>
-              <w:bottom w:val="single" w:sz="4" w:space="0" w:color="auto"/>
-              <w:right w:val="single" w:sz="4" w:space="0" w:color="auto"/>
-            </w:tcBorders>
-            <w:shd w:val="clear" w:color="auto" w:fill="E7E6E6" w:themeFill="background2"/>
-            <w:noWrap/>
-          </w:tcPr>
-          <w:p>
-            <w:pPr>
-              <w:spacing w:after="0" w:line="240" w:lineRule="auto"/>
-              <w:rPr>
-                <w:rFonts w:ascii="Times New Roman" w:eastAsia="Times New Roman" w:hAnsi="Times New Roman" w:cs="Times New Roman"/>
-                <w:color w:val="000000"/>
-                <w:kern w:val="0"/>
-                <w:lang w:eastAsia="en-IN"/>
-                <w14:ligatures w14:val="none"/>
-              </w:rPr>
-            </w:pPr>
-            <w:r>
-              <w:rPr>
-                <w:rFonts w:ascii="Times New Roman" w:eastAsia="Times New Roman" w:hAnsi="Times New Roman" w:cs="Times New Roman"/>
-                <w:b/>
-                <w:bCs/>
-                <w:color w:val="000000"/>
-                <w:kern w:val="0"/>
-                <w:lang w:eastAsia="en-IN"/>
-                <w14:ligatures w14:val="none"/>
-              </w:rPr>
-              <w:t>Performance Criteria</w:t>
-            </w:r>
-          </w:p>
-        </w:tc>
-      </w:tr>
-      <w:tr>
-        <w:trPr>
-          <w:trHeight w:val="58"/>
-        </w:trPr>
-        <w:tc>
-          <w:tcPr>
-            <w:tcW w:w="2121" w:type="dxa"/>
-            <w:tcBorders>
-              <w:top w:val="single" w:sz="4" w:space="0" w:color="auto"/>
-              <w:left w:val="single" w:sz="4" w:space="0" w:color="auto"/>
-              <w:bottom w:val="single" w:sz="4" w:space="0" w:color="auto"/>
-              <w:right w:val="single" w:sz="4" w:space="0" w:color="auto"/>
-            </w:tcBorders>
-            <w:shd w:val="clear" w:color="auto" w:fill="FFFFFF" w:themeFill="background1"/>
-            <w:noWrap/>
-          </w:tcPr>
-          <w:p>
-            <w:pPr>
-              <w:pStyle w:val="ListParagraph"/>
-              <w:numPr>
-                <w:ilvl w:val="0"/>
-                <w:numId w:val="5"/>
-              </w:numPr>
-              <w:spacing w:after="0" w:line="240" w:lineRule="auto"/>
-              <w:jc w:val="both"/>
-              <w:rPr>
-                <w:rFonts w:ascii="Times New Roman" w:hAnsi="Times New Roman" w:cs="Times New Roman"/>
-                <w:bCs/>
-              </w:rPr>
-            </w:pPr>
-            <w:r>
-              <w:rPr>
-                <w:rFonts w:ascii="Times New Roman" w:eastAsia="Times New Roman" w:hAnsi="Times New Roman" w:cs="Times New Roman"/>
-                <w:color w:val="222222"/>
-                <w:kern w:val="0"/>
-                <w:shd w:val="clear" w:color="auto" w:fill="FFFFFF"/>
-                <w:lang w:eastAsia="en-IN"/>
-                <w14:ligatures w14:val="none"/>
-              </w:rPr>
-              <w:t>Criteria A</w:t>
-            </w:r>
-          </w:p>
-        </w:tc>
-        <w:tc>
-          <w:tcPr>
-            <w:tcW w:w="8789" w:type="dxa"/>
-            <w:tcBorders>
-              <w:top w:val="single" w:sz="4" w:space="0" w:color="auto"/>
-              <w:left w:val="single" w:sz="4" w:space="0" w:color="auto"/>
-              <w:bottom w:val="single" w:sz="4" w:space="0" w:color="auto"/>
-              <w:right w:val="single" w:sz="4" w:space="0" w:color="auto"/>
-            </w:tcBorders>
-            <w:shd w:val="clear" w:color="auto" w:fill="FFFFFF" w:themeFill="background1"/>
-            <w:noWrap/>
-            <w:vAlign w:val="center"/>
-          </w:tcPr>
-          <w:p>
-            <w:pPr>
-              <w:spacing w:after="0" w:line="240" w:lineRule="auto"/>
-              <w:rPr>
-                <w:rFonts w:ascii="Times New Roman" w:eastAsia="Times New Roman" w:hAnsi="Times New Roman" w:cs="Times New Roman"/>
-                <w:color w:val="222222"/>
-                <w:kern w:val="0"/>
-                <w:shd w:val="clear" w:color="auto" w:fill="FFFFFF"/>
-                <w:lang w:eastAsia="en-IN"/>
-                <w14:ligatures w14:val="none"/>
-              </w:rPr>
-            </w:pPr>
-            <w:r>
-              <w:rPr>
-                <w:rFonts w:ascii="Times New Roman" w:eastAsia="Times New Roman" w:hAnsi="Times New Roman" w:cs="Times New Roman"/>
-                <w:color w:val="222222"/>
-                <w:kern w:val="0"/>
-                <w:shd w:val="clear" w:color="auto" w:fill="FFFFFF"/>
-                <w:lang w:eastAsia="en-IN"/>
-                <w14:ligatures w14:val="none"/>
-              </w:rPr>
-              <w:t>Normal EUT performance during and after the test as intended</w:t>
-            </w:r>
-          </w:p>
-        </w:tc>
-      </w:tr>
-      <w:tr>
-        <w:trPr>
-          <w:trHeight w:val="58"/>
-        </w:trPr>
-        <w:tc>
-          <w:tcPr>
-            <w:tcW w:w="2121" w:type="dxa"/>
-            <w:tcBorders>
-              <w:top w:val="single" w:sz="4" w:space="0" w:color="auto"/>
-              <w:left w:val="single" w:sz="4" w:space="0" w:color="auto"/>
-              <w:bottom w:val="single" w:sz="4" w:space="0" w:color="auto"/>
-              <w:right w:val="single" w:sz="4" w:space="0" w:color="auto"/>
-            </w:tcBorders>
-            <w:shd w:val="clear" w:color="auto" w:fill="FFFFFF" w:themeFill="background1"/>
-            <w:noWrap/>
-          </w:tcPr>
-          <w:p>
-            <w:pPr>
-              <w:pStyle w:val="ListParagraph"/>
-              <w:numPr>
-                <w:ilvl w:val="0"/>
-                <w:numId w:val="5"/>
-              </w:numPr>
-              <w:spacing w:after="0" w:line="240" w:lineRule="auto"/>
-              <w:jc w:val="both"/>
-              <w:rPr>
-                <w:rFonts w:ascii="Times New Roman" w:hAnsi="Times New Roman" w:cs="Times New Roman"/>
-                <w:bCs/>
-              </w:rPr>
-            </w:pPr>
-            <w:r>
-              <w:rPr>
-                <w:rFonts w:ascii="Times New Roman" w:eastAsia="Times New Roman" w:hAnsi="Times New Roman" w:cs="Times New Roman"/>
-                <w:color w:val="222222"/>
-                <w:kern w:val="0"/>
-                <w:shd w:val="clear" w:color="auto" w:fill="FFFFFF"/>
-                <w:lang w:eastAsia="en-IN"/>
-                <w14:ligatures w14:val="none"/>
-              </w:rPr>
-              <w:t>Criteria B</w:t>
-            </w:r>
-          </w:p>
-        </w:tc>
-        <w:tc>
-          <w:tcPr>
-            <w:tcW w:w="8789" w:type="dxa"/>
-            <w:tcBorders>
-              <w:top w:val="single" w:sz="4" w:space="0" w:color="auto"/>
-              <w:left w:val="single" w:sz="4" w:space="0" w:color="auto"/>
-              <w:bottom w:val="single" w:sz="4" w:space="0" w:color="auto"/>
-              <w:right w:val="single" w:sz="4" w:space="0" w:color="auto"/>
-            </w:tcBorders>
-            <w:shd w:val="clear" w:color="auto" w:fill="FFFFFF" w:themeFill="background1"/>
-            <w:noWrap/>
-            <w:vAlign w:val="center"/>
-          </w:tcPr>
-          <w:p>
-            <w:pPr>
-              <w:spacing w:after="0" w:line="240" w:lineRule="auto"/>
-              <w:rPr>
-                <w:rFonts w:ascii="Times New Roman" w:eastAsia="Times New Roman" w:hAnsi="Times New Roman" w:cs="Times New Roman"/>
-                <w:color w:val="222222"/>
-                <w:kern w:val="0"/>
-                <w:shd w:val="clear" w:color="auto" w:fill="FFFFFF"/>
-                <w:lang w:eastAsia="en-IN"/>
-                <w14:ligatures w14:val="none"/>
-              </w:rPr>
-            </w:pPr>
-            <w:r>
-              <w:rPr>
-                <w:rFonts w:ascii="Times New Roman" w:eastAsia="Times New Roman" w:hAnsi="Times New Roman" w:cs="Times New Roman"/>
-                <w:color w:val="222222"/>
-                <w:kern w:val="0"/>
-                <w:shd w:val="clear" w:color="auto" w:fill="FFFFFF"/>
-                <w:lang w:eastAsia="en-IN"/>
-                <w14:ligatures w14:val="none"/>
-              </w:rPr>
-              <w:t>Temporary loss of function is allowed, EUT should be recoverable without operator</w:t>
-            </w:r>
-            <w:r>
-              <w:rPr>
-                <w:rFonts w:ascii="Times New Roman" w:eastAsia="Times New Roman" w:hAnsi="Times New Roman" w:cs="Times New Roman"/>
-                <w:color w:val="222222"/>
-                <w:kern w:val="0"/>
-                <w:shd w:val="clear" w:color="auto" w:fill="FFFFFF"/>
-                <w:lang w:eastAsia="en-IN"/>
-                <w14:ligatures w14:val="none"/>
-              </w:rPr>
-              <w:t xml:space="preserve"> </w:t>
-            </w:r>
-            <w:r>
-              <w:rPr>
-                <w:rFonts w:ascii="Times New Roman" w:eastAsia="Times New Roman" w:hAnsi="Times New Roman" w:cs="Times New Roman"/>
-                <w:color w:val="222222"/>
-                <w:kern w:val="0"/>
-                <w:shd w:val="clear" w:color="auto" w:fill="FFFFFF"/>
-                <w:lang w:eastAsia="en-IN"/>
-                <w14:ligatures w14:val="none"/>
-              </w:rPr>
-              <w:t>intervention</w:t>
-            </w:r>
-          </w:p>
-        </w:tc>
-      </w:tr>
-      <w:tr>
-        <w:trPr>
-          <w:trHeight w:val="58"/>
-        </w:trPr>
-        <w:tc>
-          <w:tcPr>
-            <w:tcW w:w="2121" w:type="dxa"/>
-            <w:tcBorders>
-              <w:top w:val="single" w:sz="4" w:space="0" w:color="auto"/>
-              <w:left w:val="single" w:sz="4" w:space="0" w:color="auto"/>
-              <w:bottom w:val="single" w:sz="4" w:space="0" w:color="auto"/>
-              <w:right w:val="single" w:sz="4" w:space="0" w:color="auto"/>
-            </w:tcBorders>
-            <w:shd w:val="clear" w:color="auto" w:fill="FFFFFF" w:themeFill="background1"/>
-            <w:noWrap/>
-          </w:tcPr>
-          <w:p>
-            <w:pPr>
-              <w:pStyle w:val="ListParagraph"/>
-              <w:numPr>
-                <w:ilvl w:val="0"/>
-                <w:numId w:val="5"/>
-              </w:numPr>
-              <w:spacing w:after="0" w:line="240" w:lineRule="auto"/>
-              <w:jc w:val="both"/>
-              <w:rPr>
-                <w:rFonts w:ascii="Times New Roman" w:eastAsia="Times New Roman" w:hAnsi="Times New Roman" w:cs="Times New Roman"/>
-                <w:bCs/>
-                <w:color w:val="000000"/>
-                <w:kern w:val="0"/>
-                <w:lang w:eastAsia="en-IN"/>
-                <w14:ligatures w14:val="none"/>
-              </w:rPr>
-            </w:pPr>
-            <w:r>
-              <w:rPr>
-                <w:rFonts w:ascii="Times New Roman" w:eastAsia="Times New Roman" w:hAnsi="Times New Roman" w:cs="Times New Roman"/>
-                <w:color w:val="222222"/>
-                <w:kern w:val="0"/>
-                <w:shd w:val="clear" w:color="auto" w:fill="FFFFFF"/>
-                <w:lang w:eastAsia="en-IN"/>
-                <w14:ligatures w14:val="none"/>
-              </w:rPr>
-              <w:t>Criteria C</w:t>
-            </w:r>
-          </w:p>
-        </w:tc>
-        <w:tc>
-          <w:tcPr>
-            <w:tcW w:w="8789" w:type="dxa"/>
-            <w:tcBorders>
-              <w:top w:val="single" w:sz="4" w:space="0" w:color="auto"/>
-              <w:left w:val="single" w:sz="4" w:space="0" w:color="auto"/>
-              <w:bottom w:val="single" w:sz="4" w:space="0" w:color="auto"/>
-              <w:right w:val="single" w:sz="4" w:space="0" w:color="auto"/>
-            </w:tcBorders>
-            <w:shd w:val="clear" w:color="auto" w:fill="FFFFFF" w:themeFill="background1"/>
-            <w:noWrap/>
-            <w:vAlign w:val="center"/>
-          </w:tcPr>
-          <w:p>
-            <w:pPr>
-              <w:spacing w:after="0" w:line="240" w:lineRule="auto"/>
-              <w:rPr>
-                <w:rFonts w:ascii="Times New Roman" w:eastAsia="Times New Roman" w:hAnsi="Times New Roman" w:cs="Times New Roman"/>
-                <w:color w:val="222222"/>
-                <w:kern w:val="0"/>
-                <w:shd w:val="clear" w:color="auto" w:fill="FFFFFF"/>
-                <w:lang w:eastAsia="en-IN"/>
-                <w14:ligatures w14:val="none"/>
-              </w:rPr>
-            </w:pPr>
-            <w:r>
-              <w:rPr>
-                <w:rFonts w:ascii="Times New Roman" w:eastAsia="Times New Roman" w:hAnsi="Times New Roman" w:cs="Times New Roman"/>
-                <w:color w:val="222222"/>
-                <w:kern w:val="0"/>
-                <w:shd w:val="clear" w:color="auto" w:fill="FFFFFF"/>
-                <w:lang w:eastAsia="en-IN"/>
-                <w14:ligatures w14:val="none"/>
-              </w:rPr>
-              <w:t>Temporary loss of function is allowed, EUT can be recoverable with operator intervention</w:t>
-            </w:r>
-          </w:p>
-        </w:tc>
-      </w:tr>
-      <w:tr>
-        <w:trPr>
-          <w:trHeight w:val="58"/>
-        </w:trPr>
-        <w:tc>
-          <w:tcPr>
-            <w:tcW w:w="2121" w:type="dxa"/>
-            <w:tcBorders>
-              <w:top w:val="single" w:sz="4" w:space="0" w:color="auto"/>
-              <w:left w:val="single" w:sz="4" w:space="0" w:color="auto"/>
-              <w:bottom w:val="single" w:sz="4" w:space="0" w:color="auto"/>
-              <w:right w:val="single" w:sz="4" w:space="0" w:color="auto"/>
-            </w:tcBorders>
-            <w:shd w:val="clear" w:color="auto" w:fill="FFFFFF" w:themeFill="background1"/>
-            <w:noWrap/>
-          </w:tcPr>
-          <w:p>
-            <w:pPr>
-              <w:pStyle w:val="ListParagraph"/>
-              <w:numPr>
-                <w:ilvl w:val="0"/>
-                <w:numId w:val="5"/>
-              </w:numPr>
-              <w:spacing w:after="0" w:line="240" w:lineRule="auto"/>
-              <w:jc w:val="both"/>
-              <w:rPr>
-                <w:rFonts w:ascii="Times New Roman" w:hAnsi="Times New Roman" w:cs="Times New Roman"/>
-                <w:bCs/>
-              </w:rPr>
-            </w:pPr>
-            <w:r>
-              <w:rPr>
-                <w:rFonts w:ascii="Times New Roman" w:eastAsia="Times New Roman" w:hAnsi="Times New Roman" w:cs="Times New Roman"/>
-                <w:color w:val="222222"/>
-                <w:kern w:val="0"/>
-                <w:shd w:val="clear" w:color="auto" w:fill="FFFFFF"/>
-                <w:lang w:eastAsia="en-IN"/>
-                <w14:ligatures w14:val="none"/>
-              </w:rPr>
-              <w:t>Criteria D</w:t>
-            </w:r>
-          </w:p>
-        </w:tc>
-        <w:tc>
-          <w:tcPr>
-            <w:tcW w:w="8789" w:type="dxa"/>
-            <w:tcBorders>
-              <w:top w:val="single" w:sz="4" w:space="0" w:color="auto"/>
-              <w:left w:val="single" w:sz="4" w:space="0" w:color="auto"/>
-              <w:bottom w:val="single" w:sz="4" w:space="0" w:color="auto"/>
-              <w:right w:val="single" w:sz="4" w:space="0" w:color="auto"/>
-            </w:tcBorders>
-            <w:shd w:val="clear" w:color="auto" w:fill="FFFFFF" w:themeFill="background1"/>
-            <w:noWrap/>
-            <w:vAlign w:val="center"/>
-          </w:tcPr>
-          <w:p>
-            <w:pPr>
-              <w:spacing w:after="0" w:line="240" w:lineRule="auto"/>
-              <w:rPr>
-                <w:rFonts w:ascii="Times New Roman" w:hAnsi="Times New Roman" w:cs="Times New Roman"/>
-                <w:bCs/>
-              </w:rPr>
-            </w:pPr>
-            <w:r>
-              <w:rPr>
-                <w:rFonts w:ascii="Times New Roman" w:eastAsia="Times New Roman" w:hAnsi="Times New Roman" w:cs="Times New Roman"/>
-                <w:color w:val="222222"/>
-                <w:kern w:val="0"/>
-                <w:shd w:val="clear" w:color="auto" w:fill="FFFFFF"/>
-                <w:lang w:eastAsia="en-IN"/>
-                <w14:ligatures w14:val="none"/>
-              </w:rPr>
-              <w:t>Loss of function, not recoverable</w:t>
-            </w:r>
-          </w:p>
-        </w:tc>
-      </w:tr>
-    </w:tbl>
-    <w:p>
-      <w:pPr>
-        <w:spacing w:after="0" w:line="240" w:lineRule="auto"/>
-        <w:rPr>
-          <w:rFonts w:ascii="Times New Roman" w:eastAsia="Times New Roman" w:hAnsi="Times New Roman" w:cs="Times New Roman"/>
-          <w:b/>
-          <w:bCs/>
-          <w:color w:val="222222"/>
-          <w:kern w:val="0"/>
-          <w:shd w:val="clear" w:color="auto" w:fill="FFFFFF"/>
-          <w:lang w:eastAsia="en-IN"/>
-          <w14:ligatures w14:val="none"/>
-        </w:rPr>
-      </w:pPr>
-    </w:p>
-    <w:p>
-      <w:pPr>
-        <w:spacing w:after="0" w:line="240" w:lineRule="auto"/>
-        <w:rPr>
-          <w:rFonts w:ascii="Times New Roman" w:eastAsia="Times New Roman" w:hAnsi="Times New Roman" w:cs="Times New Roman"/>
-          <w:color w:val="222222"/>
-          <w:kern w:val="0"/>
-          <w:shd w:val="clear" w:color="auto" w:fill="FFFFFF"/>
-          <w:lang w:eastAsia="en-IN"/>
-          <w14:ligatures w14:val="none"/>
-        </w:rPr>
-      </w:pPr>
-    </w:p>
-    <w:tbl>
-      <w:tblPr>
-        <w:tblW w:w="10915" w:type="dxa"/>
-        <w:tblInd w:w="-288" w:type="dxa"/>
-        <w:tblLayout w:type="fixed"/>
-        <w:tblLook w:val="04A0" w:firstRow="1" w:lastRow="0" w:firstColumn="1" w:lastColumn="0" w:noHBand="0" w:noVBand="1"/>
-      </w:tblPr>
-      <w:tblGrid>
-        <w:gridCol w:w="2977"/>
-        <w:gridCol w:w="7938"/>
-      </w:tblGrid>
-      <w:tr>
-        <w:trPr>
-          <w:trHeight w:val="56"/>
-        </w:trPr>
-        <w:tc>
-          <w:tcPr>
-            <w:tcW w:w="2977" w:type="dxa"/>
-            <w:tcBorders>
-              <w:top w:val="single" w:sz="4" w:space="0" w:color="auto"/>
-              <w:left w:val="single" w:sz="4" w:space="0" w:color="auto"/>
-              <w:bottom w:val="single" w:sz="4" w:space="0" w:color="auto"/>
-              <w:right w:val="single" w:sz="4" w:space="0" w:color="auto"/>
-            </w:tcBorders>
-            <w:shd w:val="clear" w:color="auto" w:fill="FFFFFF" w:themeFill="background1"/>
-            <w:noWrap/>
-          </w:tcPr>
-          <w:p>
-            <w:pPr>
-              <w:spacing w:after="0" w:line="240" w:lineRule="auto"/>
-              <w:jc w:val="right"/>
-              <w:rPr>
-                <w:rFonts w:ascii="Times New Roman" w:hAnsi="Times New Roman" w:cs="Times New Roman"/>
-                <w:b/>
-              </w:rPr>
-            </w:pPr>
-            <w:r>
-              <w:rPr>
-                <w:rFonts w:ascii="Times New Roman" w:hAnsi="Times New Roman" w:cs="Times New Roman"/>
-                <w:b/>
-              </w:rPr>
-              <w:t>Observation</w:t>
-            </w:r>
-          </w:p>
-        </w:tc>
-        <w:tc>
-          <w:tcPr>
-            <w:tcW w:w="7938" w:type="dxa"/>
-            <w:tcBorders>
-              <w:top w:val="single" w:sz="4" w:space="0" w:color="auto"/>
-              <w:left w:val="single" w:sz="4" w:space="0" w:color="auto"/>
-              <w:bottom w:val="single" w:sz="4" w:space="0" w:color="auto"/>
-              <w:right w:val="single" w:sz="4" w:space="0" w:color="auto"/>
-            </w:tcBorders>
-            <w:shd w:val="clear" w:color="auto" w:fill="FFFFFF" w:themeFill="background1"/>
-            <w:noWrap/>
-            <w:vAlign w:val="center"/>
-          </w:tcPr>
-          <w:p>
-            <w:pPr>
-              <w:spacing w:after="0" w:line="240" w:lineRule="auto"/>
-              <w:rPr>
-                <w:rFonts w:ascii="Times New Roman" w:hAnsi="Times New Roman" w:cs="Times New Roman"/>
-                <w:szCs w:val="32"/>
-              </w:rPr>
-            </w:pPr>
-            <w:r>
-              <w:rPr>
-                <w:rFonts w:ascii="Times New Roman" w:hAnsi="Times New Roman" w:cs="Times New Roman"/>
-                <w:szCs w:val="32"/>
-              </w:rPr>
-              <w:t>{CS114FormData}</w:t>
-            </w:r>
-          </w:p>
-          <w:p>
-            <w:pPr>
-              <w:spacing w:after="0" w:line="240" w:lineRule="auto"/>
-              <w:rPr>
-                <w:rFonts w:ascii="Times New Roman" w:hAnsi="Times New Roman" w:cs="Times New Roman"/>
-                <w:bCs/>
-              </w:rPr>
-            </w:pPr>
-          </w:p>
-          <w:p>
-            <w:pPr>
-              <w:spacing w:after="0" w:line="240" w:lineRule="auto"/>
-              <w:rPr>
-                <w:rFonts w:ascii="Times New Roman" w:hAnsi="Times New Roman" w:cs="Times New Roman"/>
-                <w:bCs/>
-              </w:rPr>
-            </w:pPr>
-          </w:p>
-          <w:p>
-            <w:pPr>
-              <w:spacing w:after="0" w:line="240" w:lineRule="auto"/>
-              <w:rPr>
-                <w:rFonts w:ascii="Times New Roman" w:hAnsi="Times New Roman" w:cs="Times New Roman"/>
-                <w:bCs/>
-              </w:rPr>
-            </w:pPr>
-          </w:p>
-          <w:p>
-            <w:pPr>
-              <w:spacing w:after="0" w:line="240" w:lineRule="auto"/>
-              <w:rPr>
-                <w:rFonts w:ascii="Times New Roman" w:hAnsi="Times New Roman" w:cs="Times New Roman"/>
-                <w:bCs/>
-              </w:rPr>
-            </w:pPr>
           </w:p>
         </w:tc>
       </w:tr>
@@ -3242,7 +2645,6 @@
                 <w:rFonts w:ascii="Times New Roman" w:hAnsi="Times New Roman" w:cs="Times New Roman"/>
                 <w:b/>
               </w:rPr>
-              <w:lastRenderedPageBreak/>
               <w:t>Test</w:t>
             </w:r>
             <w:r>
